--- a/Report_NE_Twite_suitability.docx
+++ b/Report_NE_Twite_suitability.docx
@@ -28,7 +28,11 @@
         <w:t>Method</w:t>
       </w:r>
     </w:p>
-    <w:p/>
+    <w:p>
+      <w:r>
+        <w:t>All data was processed to fit the same geometry (across 100m and 1km datasets). Data was processed in the British National grid (ESPG: 4326).</w:t>
+      </w:r>
+    </w:p>
     <w:p>
       <w:pPr>
         <w:rPr>
@@ -68,23 +72,7 @@
     </w:p>
     <w:p>
       <w:r>
-        <w:t xml:space="preserve">For 2000 and 2007, slightly different land cover classes were used to develop UKCEH land cover </w:t>
-      </w:r>
-      <w:proofErr w:type="gramStart"/>
-      <w:r>
-        <w:t>data</w:t>
-      </w:r>
-      <w:proofErr w:type="gramEnd"/>
-      <w:r>
-        <w:t xml:space="preserve"> so these classes were reassigned to ensure homogeneity between all land cover </w:t>
-      </w:r>
-      <w:proofErr w:type="gramStart"/>
-      <w:r>
-        <w:t>raster’s</w:t>
-      </w:r>
-      <w:proofErr w:type="gramEnd"/>
-      <w:r>
-        <w:t>.</w:t>
+        <w:t>For 2000 and 2007, slightly different land cover classes were used to develop UKCEH land cover data so these classes were reassigned to ensure homogeneity between all land cover raster’s.</w:t>
       </w:r>
     </w:p>
     <w:p>
@@ -154,13 +142,8 @@
       </w:r>
       <w:proofErr w:type="spellEnd"/>
       <w:r>
-        <w:t xml:space="preserve"> v1.3.</w:t>
-      </w:r>
-      <w:proofErr w:type="gramStart"/>
-      <w:r>
-        <w:t>1.ceda</w:t>
-      </w:r>
-      <w:proofErr w:type="gramEnd"/>
+        <w:t xml:space="preserve"> v1.3.1.ceda</w:t>
+      </w:r>
       <w:r>
         <w:t xml:space="preserve"> at 1km (already in BNG </w:t>
       </w:r>
@@ -195,102 +178,140 @@
     <w:p>
       <w:pPr>
         <w:rPr>
-          <w:u w:val="single"/>
-        </w:rPr>
-      </w:pPr>
-      <w:r>
-        <w:rPr>
-          <w:u w:val="single"/>
-        </w:rPr>
-        <w:t>Aspect</w:t>
-      </w:r>
-    </w:p>
-    <w:p>
-      <w:r>
-        <w:t xml:space="preserve">Aspect computed in degrees from 3x3 moving window. Cos and sin of radial computed to compute </w:t>
-      </w:r>
-      <w:proofErr w:type="spellStart"/>
-      <w:r>
-        <w:t>northness</w:t>
-      </w:r>
-      <w:proofErr w:type="spellEnd"/>
-      <w:r>
-        <w:t xml:space="preserve"> and </w:t>
-      </w:r>
-      <w:proofErr w:type="spellStart"/>
-      <w:r>
-        <w:t>eastness</w:t>
-      </w:r>
-      <w:proofErr w:type="spellEnd"/>
-      <w:r>
-        <w:t xml:space="preserve">. Average of </w:t>
-      </w:r>
-      <w:proofErr w:type="spellStart"/>
-      <w:r>
-        <w:t>northness</w:t>
-      </w:r>
-      <w:proofErr w:type="spellEnd"/>
-      <w:r>
-        <w:t xml:space="preserve"> and </w:t>
-      </w:r>
-      <w:proofErr w:type="spellStart"/>
-      <w:r>
-        <w:t>eastness</w:t>
-      </w:r>
-      <w:proofErr w:type="spellEnd"/>
-      <w:r>
-        <w:t xml:space="preserve"> taken to aggregate data to 1km.</w:t>
-      </w:r>
-    </w:p>
-    <w:p/>
-    <w:p>
-      <w:pPr>
-        <w:rPr>
-          <w:u w:val="single"/>
-        </w:rPr>
-      </w:pPr>
-      <w:r>
-        <w:rPr>
-          <w:u w:val="single"/>
-        </w:rPr>
-        <w:lastRenderedPageBreak/>
-        <w:t>Slope</w:t>
-      </w:r>
-    </w:p>
-    <w:p>
-      <w:r>
-        <w:t>Slope computed in degrees using a 3x3 window. Mean and SD of slope taken to aggregate to 1km.</w:t>
-      </w:r>
-    </w:p>
-    <w:p/>
-    <w:p>
-      <w:pPr>
-        <w:rPr>
-          <w:u w:val="single"/>
-        </w:rPr>
-      </w:pPr>
-      <w:r>
-        <w:rPr>
-          <w:u w:val="single"/>
-        </w:rPr>
-        <w:t>Topographic ruggedness</w:t>
-      </w:r>
-    </w:p>
-    <w:p>
-      <w:r>
-        <w:t>Topographic ruggedness index computed using 3x3 at 50m resolution (TRI; terrain function in Terra).</w:t>
-      </w:r>
-    </w:p>
-    <w:p>
-      <w:r>
-        <w:t>Ruggedness computed at a regional scale aggregated from 50m to 1km using the standard deviation of elevation values.</w:t>
-      </w:r>
-    </w:p>
-    <w:p>
-      <w:pPr>
-        <w:rPr>
           <w:b/>
           <w:bCs/>
+          <w:sz w:val="28"/>
+          <w:szCs w:val="28"/>
+        </w:rPr>
+      </w:pPr>
+      <w:r>
+        <w:rPr>
+          <w:b/>
+          <w:bCs/>
+          <w:sz w:val="28"/>
+          <w:szCs w:val="28"/>
+        </w:rPr>
+        <w:t>DTM</w:t>
+      </w:r>
+    </w:p>
+    <w:p>
+      <w:pPr>
+        <w:rPr>
+          <w:b/>
+          <w:bCs/>
+          <w:sz w:val="28"/>
+          <w:szCs w:val="28"/>
+        </w:rPr>
+      </w:pPr>
+      <w:r>
+        <w:rPr>
+          <w:b/>
+          <w:bCs/>
+          <w:sz w:val="28"/>
+          <w:szCs w:val="28"/>
+        </w:rPr>
+        <w:t>As the DTM was only 25m difference in extent to template geometry, a nearest neighbour resample was used to homogenise.</w:t>
+      </w:r>
+    </w:p>
+    <w:p>
+      <w:pPr>
+        <w:rPr>
+          <w:u w:val="single"/>
+        </w:rPr>
+      </w:pPr>
+      <w:r>
+        <w:rPr>
+          <w:u w:val="single"/>
+        </w:rPr>
+        <w:t>Aspect</w:t>
+      </w:r>
+    </w:p>
+    <w:p>
+      <w:r>
+        <w:lastRenderedPageBreak/>
+        <w:t xml:space="preserve">Aspect computed in degrees from 3x3 moving window. Cos and sin of radial computed to compute </w:t>
+      </w:r>
+      <w:proofErr w:type="spellStart"/>
+      <w:r>
+        <w:t>northness</w:t>
+      </w:r>
+      <w:proofErr w:type="spellEnd"/>
+      <w:r>
+        <w:t xml:space="preserve"> and </w:t>
+      </w:r>
+      <w:proofErr w:type="spellStart"/>
+      <w:r>
+        <w:t>eastness</w:t>
+      </w:r>
+      <w:proofErr w:type="spellEnd"/>
+      <w:r>
+        <w:t xml:space="preserve">. Average of </w:t>
+      </w:r>
+      <w:proofErr w:type="spellStart"/>
+      <w:r>
+        <w:t>northness</w:t>
+      </w:r>
+      <w:proofErr w:type="spellEnd"/>
+      <w:r>
+        <w:t xml:space="preserve"> and </w:t>
+      </w:r>
+      <w:proofErr w:type="spellStart"/>
+      <w:r>
+        <w:t>eastness</w:t>
+      </w:r>
+      <w:proofErr w:type="spellEnd"/>
+      <w:r>
+        <w:t xml:space="preserve"> taken to aggregate data to 1km.</w:t>
+      </w:r>
+    </w:p>
+    <w:p/>
+    <w:p>
+      <w:pPr>
+        <w:rPr>
+          <w:u w:val="single"/>
+        </w:rPr>
+      </w:pPr>
+      <w:r>
+        <w:rPr>
+          <w:u w:val="single"/>
+        </w:rPr>
+        <w:t>Slope</w:t>
+      </w:r>
+    </w:p>
+    <w:p>
+      <w:r>
+        <w:t>Slope computed in degrees using a 3x3 window. Mean and SD of slope taken to aggregate to 1km.</w:t>
+      </w:r>
+    </w:p>
+    <w:p/>
+    <w:p>
+      <w:pPr>
+        <w:rPr>
+          <w:u w:val="single"/>
+        </w:rPr>
+      </w:pPr>
+      <w:r>
+        <w:rPr>
+          <w:u w:val="single"/>
+        </w:rPr>
+        <w:t>Topographic ruggedness</w:t>
+      </w:r>
+    </w:p>
+    <w:p>
+      <w:r>
+        <w:t>Topographic ruggedness index computed using 3x3 at 50m resolution (TRI; terrain function in Terra).</w:t>
+      </w:r>
+    </w:p>
+    <w:p>
+      <w:r>
+        <w:t>Ruggedness computed at a regional scale aggregated from 50m to 1km using the standard deviation of elevation values.</w:t>
+      </w:r>
+    </w:p>
+    <w:p>
+      <w:pPr>
+        <w:rPr>
+          <w:b/>
+          <w:bCs/>
         </w:rPr>
       </w:pPr>
     </w:p>
@@ -336,7 +357,76 @@
         <w:t>Number of sectors 32</w:t>
       </w:r>
     </w:p>
+    <w:p>
+      <w:pPr>
+        <w:rPr>
+          <w:b/>
+          <w:bCs/>
+          <w:sz w:val="28"/>
+          <w:szCs w:val="28"/>
+        </w:rPr>
+      </w:pPr>
+      <w:r>
+        <w:rPr>
+          <w:b/>
+          <w:bCs/>
+          <w:sz w:val="28"/>
+          <w:szCs w:val="28"/>
+        </w:rPr>
+        <w:t>Sampling effort</w:t>
+      </w:r>
+    </w:p>
+    <w:p>
+      <w:r>
+        <w:t>For 100m models, w</w:t>
+      </w:r>
+      <w:r>
+        <w:t>e extracted</w:t>
+      </w:r>
+      <w:r>
+        <w:t xml:space="preserve"> the total number of visits to each 1km square (maximum number of visits) and rasterised these data for inclusion as a covariate to control for the effect of sampling effort.</w:t>
+      </w:r>
+    </w:p>
     <w:p/>
+    <w:p>
+      <w:pPr>
+        <w:rPr>
+          <w:b/>
+          <w:bCs/>
+          <w:sz w:val="28"/>
+          <w:szCs w:val="28"/>
+        </w:rPr>
+      </w:pPr>
+      <w:r>
+        <w:rPr>
+          <w:b/>
+          <w:bCs/>
+          <w:sz w:val="28"/>
+          <w:szCs w:val="28"/>
+        </w:rPr>
+        <w:t>Background data</w:t>
+      </w:r>
+    </w:p>
+    <w:p>
+      <w:r>
+        <w:t>For 100m models</w:t>
+      </w:r>
+      <w:r>
+        <w:t>, we used all 1km grid squares that did not detect any twite during the sampling period as background data in our models.</w:t>
+      </w:r>
+    </w:p>
+    <w:p/>
+    <w:p>
+      <w:r>
+        <w:lastRenderedPageBreak/>
+        <w:t>Survey effort was recorded at the 1 km square level via the total number of visits per square. Information on within-square coverage was not available, including for partial squares at moorland edges. Accordingly, background locations were restricted to surveyed 1 km squares but sampled conservatively within squares, and total visits was included as an effort covariate in all models.</w:t>
+      </w:r>
+    </w:p>
+    <w:p>
+      <w:r>
+        <w:t>Sampling up to three 100 m background points per surveyed 1 km square provides a reasonable representation of the surveyed environmental domain while limiting over-representation of individual squares and reducing fine-scale pseudo-replication.</w:t>
+      </w:r>
+    </w:p>
     <w:p>
       <w:pPr>
         <w:rPr>
@@ -470,7 +560,6 @@
         </w:numPr>
       </w:pPr>
       <w:r>
-        <w:lastRenderedPageBreak/>
         <w:t>Aggregated 25m distance raster using the minimum value per 1km cell.</w:t>
       </w:r>
     </w:p>
@@ -501,16 +590,7 @@
         </w:numPr>
       </w:pPr>
       <w:r>
-        <w:t>Rasterised vector data (</w:t>
-      </w:r>
-      <w:r>
-        <w:t>polygons</w:t>
-      </w:r>
-      <w:r>
-        <w:t xml:space="preserve">) </w:t>
-      </w:r>
-      <w:r>
-        <w:t>for all urban areas in the OS dataset.</w:t>
+        <w:t>Rasterised vector data (polygons) for all urban areas in the OS dataset.</w:t>
       </w:r>
     </w:p>
     <w:p>
@@ -522,13 +602,7 @@
         </w:numPr>
       </w:pPr>
       <w:r>
-        <w:t xml:space="preserve">Computed distance to </w:t>
-      </w:r>
-      <w:r>
-        <w:t>urban area</w:t>
-      </w:r>
-      <w:r>
-        <w:t xml:space="preserve"> on a 25m grid in metres.</w:t>
+        <w:t>Computed distance to urban area on a 25m grid in metres.</w:t>
       </w:r>
     </w:p>
     <w:p>
@@ -543,7 +617,99 @@
         <w:t>Aggregated 25m distance raster using the minimum value per 1km cell.</w:t>
       </w:r>
     </w:p>
-    <w:p/>
+    <w:p>
+      <w:pPr>
+        <w:rPr>
+          <w:u w:val="single"/>
+        </w:rPr>
+      </w:pPr>
+    </w:p>
+    <w:p>
+      <w:pPr>
+        <w:rPr>
+          <w:u w:val="single"/>
+        </w:rPr>
+      </w:pPr>
+      <w:r>
+        <w:rPr>
+          <w:u w:val="single"/>
+        </w:rPr>
+        <w:t>Freshwater</w:t>
+      </w:r>
+    </w:p>
+    <w:p>
+      <w:r>
+        <w:t>Data accessed from UK CEH waterbodies dataset as polygons.</w:t>
+      </w:r>
+    </w:p>
+    <w:p>
+      <w:pPr>
+        <w:pStyle w:val="ListParagraph"/>
+        <w:numPr>
+          <w:ilvl w:val="0"/>
+          <w:numId w:val="2"/>
+        </w:numPr>
+      </w:pPr>
+      <w:r>
+        <w:t>Polygons subset to minimum size of 1000, 10000, 20000</w:t>
+      </w:r>
+      <w:r>
+        <w:t xml:space="preserve"> m</w:t>
+      </w:r>
+      <w:r>
+        <w:t>2</w:t>
+      </w:r>
+    </w:p>
+    <w:p>
+      <w:pPr>
+        <w:pStyle w:val="ListParagraph"/>
+        <w:numPr>
+          <w:ilvl w:val="0"/>
+          <w:numId w:val="2"/>
+        </w:numPr>
+      </w:pPr>
+      <w:r>
+        <w:t>Rasterised to 25m template grid and computed distance raster.</w:t>
+      </w:r>
+    </w:p>
+    <w:p>
+      <w:pPr>
+        <w:pStyle w:val="ListParagraph"/>
+        <w:numPr>
+          <w:ilvl w:val="0"/>
+          <w:numId w:val="2"/>
+        </w:numPr>
+      </w:pPr>
+      <w:r>
+        <w:t>Aggregated 25m distance raster using the minimum value per 1km cell.</w:t>
+      </w:r>
+    </w:p>
+    <w:p>
+      <w:pPr>
+        <w:pStyle w:val="ListParagraph"/>
+        <w:numPr>
+          <w:ilvl w:val="0"/>
+          <w:numId w:val="2"/>
+        </w:numPr>
+      </w:pPr>
+      <w:r>
+        <w:lastRenderedPageBreak/>
+        <w:t xml:space="preserve">Cross validation used to compare </w:t>
+      </w:r>
+      <w:proofErr w:type="spellStart"/>
+      <w:r>
+        <w:t>rasters</w:t>
+      </w:r>
+      <w:proofErr w:type="spellEnd"/>
+      <w:r>
+        <w:t xml:space="preserve"> built from different minimum lake sizes.</w:t>
+      </w:r>
+    </w:p>
+    <w:p>
+      <w:pPr>
+        <w:pStyle w:val="ListParagraph"/>
+      </w:pPr>
+    </w:p>
     <w:sectPr>
       <w:pgSz w:w="11906" w:h="16838"/>
       <w:pgMar w:top="1440" w:right="1440" w:bottom="1440" w:left="1440" w:header="708" w:footer="708" w:gutter="0"/>
@@ -557,9 +723,9 @@
 <file path=word/numbering.xml><?xml version="1.0" encoding="utf-8"?>
 <w:numbering xmlns:wpc="http://schemas.microsoft.com/office/word/2010/wordprocessingCanvas" xmlns:cx="http://schemas.microsoft.com/office/drawing/2014/chartex" xmlns:cx1="http://schemas.microsoft.com/office/drawing/2015/9/8/chartex" xmlns:cx2="http://schemas.microsoft.com/office/drawing/2015/10/21/chartex" xmlns:cx3="http://schemas.microsoft.com/office/drawing/2016/5/9/chartex" xmlns:cx4="http://schemas.microsoft.com/office/drawing/2016/5/10/chartex" xmlns:cx5="http://schemas.microsoft.com/office/drawing/2016/5/11/chartex" xmlns:cx6="http://schemas.microsoft.com/office/drawing/2016/5/12/chartex" xmlns:cx7="http://schemas.microsoft.com/office/drawing/2016/5/13/chartex" xmlns:cx8="http://schemas.microsoft.com/office/drawing/2016/5/14/chartex" xmlns:mc="http://schemas.openxmlformats.org/markup-compatibility/2006" xmlns:aink="http://schemas.microsoft.com/office/drawing/2016/ink" xmlns:am3d="http://schemas.microsoft.com/office/drawing/2017/model3d" xmlns:o="urn:schemas-microsoft-com:office:office" xmlns:oel="http://schemas.microsoft.com/office/2019/extlst" xmlns:r="http://schemas.openxmlformats.org/officeDocument/2006/relationships" xmlns:m="http://schemas.openxmlformats.org/officeDocument/2006/math" xmlns:v="urn:schemas-microsoft-com:vml" xmlns:wp14="http://schemas.microsoft.com/office/word/2010/wordprocessingDrawing" xmlns:wp="http://schemas.openxmlformats.org/drawingml/2006/wordprocessingDrawing" xmlns:w10="urn:schemas-microsoft-com:office:word" xmlns:w="http://schemas.openxmlformats.org/wordprocessingml/2006/main" xmlns:w14="http://schemas.microsoft.com/office/word/2010/wordml" xmlns:w15="http://schemas.microsoft.com/office/word/2012/wordml" xmlns:w16cex="http://schemas.microsoft.com/office/word/2018/wordml/cex" xmlns:w16cid="http://schemas.microsoft.com/office/word/2016/wordml/cid" xmlns:w16="http://schemas.microsoft.com/office/word/2018/wordml" xmlns:w16du="http://schemas.microsoft.com/office/word/2023/wordml/word16du" xmlns:w16sdtdh="http://schemas.microsoft.com/office/word/2020/wordml/sdtdatahash" xmlns:w16sdtfl="http://schemas.microsoft.com/office/word/2024/wordml/sdtformatlock" xmlns:w16se="http://schemas.microsoft.com/office/word/2015/wordml/symex" xmlns:wpg="http://schemas.microsoft.com/office/word/2010/wordprocessingGroup" xmlns:wpi="http://schemas.microsoft.com/office/word/2010/wordprocessingInk" xmlns:wne="http://schemas.microsoft.com/office/word/2006/wordml" xmlns:wps="http://schemas.microsoft.com/office/word/2010/wordprocessingShape" mc:Ignorable="w14 w15 w16se w16cid w16 w16cex w16sdtdh w16sdtfl w16du wp14">
   <w:abstractNum w:abstractNumId="0" w15:restartNumberingAfterBreak="0">
-    <w:nsid w:val="702633F7"/>
+    <w:nsid w:val="17E605F2"/>
     <w:multiLevelType w:val="hybridMultilevel"/>
-    <w:tmpl w:val="82E63B34"/>
+    <w:tmpl w:val="6DBC21CA"/>
     <w:lvl w:ilvl="0" w:tplc="08090001">
       <w:start w:val="1"/>
       <w:numFmt w:val="bullet"/>
@@ -669,7 +835,123 @@
       </w:rPr>
     </w:lvl>
   </w:abstractNum>
+  <w:abstractNum w:abstractNumId="1" w15:restartNumberingAfterBreak="0">
+    <w:nsid w:val="702633F7"/>
+    <w:multiLevelType w:val="hybridMultilevel"/>
+    <w:tmpl w:val="82E63B34"/>
+    <w:lvl w:ilvl="0" w:tplc="08090001">
+      <w:start w:val="1"/>
+      <w:numFmt w:val="bullet"/>
+      <w:lvlText w:val=""/>
+      <w:lvlJc w:val="left"/>
+      <w:pPr>
+        <w:ind w:left="720" w:hanging="360"/>
+      </w:pPr>
+      <w:rPr>
+        <w:rFonts w:ascii="Symbol" w:hAnsi="Symbol" w:hint="default"/>
+      </w:rPr>
+    </w:lvl>
+    <w:lvl w:ilvl="1" w:tplc="08090003" w:tentative="1">
+      <w:start w:val="1"/>
+      <w:numFmt w:val="bullet"/>
+      <w:lvlText w:val="o"/>
+      <w:lvlJc w:val="left"/>
+      <w:pPr>
+        <w:ind w:left="1440" w:hanging="360"/>
+      </w:pPr>
+      <w:rPr>
+        <w:rFonts w:ascii="Courier New" w:hAnsi="Courier New" w:cs="Courier New" w:hint="default"/>
+      </w:rPr>
+    </w:lvl>
+    <w:lvl w:ilvl="2" w:tplc="08090005" w:tentative="1">
+      <w:start w:val="1"/>
+      <w:numFmt w:val="bullet"/>
+      <w:lvlText w:val=""/>
+      <w:lvlJc w:val="left"/>
+      <w:pPr>
+        <w:ind w:left="2160" w:hanging="360"/>
+      </w:pPr>
+      <w:rPr>
+        <w:rFonts w:ascii="Wingdings" w:hAnsi="Wingdings" w:hint="default"/>
+      </w:rPr>
+    </w:lvl>
+    <w:lvl w:ilvl="3" w:tplc="08090001" w:tentative="1">
+      <w:start w:val="1"/>
+      <w:numFmt w:val="bullet"/>
+      <w:lvlText w:val=""/>
+      <w:lvlJc w:val="left"/>
+      <w:pPr>
+        <w:ind w:left="2880" w:hanging="360"/>
+      </w:pPr>
+      <w:rPr>
+        <w:rFonts w:ascii="Symbol" w:hAnsi="Symbol" w:hint="default"/>
+      </w:rPr>
+    </w:lvl>
+    <w:lvl w:ilvl="4" w:tplc="08090003" w:tentative="1">
+      <w:start w:val="1"/>
+      <w:numFmt w:val="bullet"/>
+      <w:lvlText w:val="o"/>
+      <w:lvlJc w:val="left"/>
+      <w:pPr>
+        <w:ind w:left="3600" w:hanging="360"/>
+      </w:pPr>
+      <w:rPr>
+        <w:rFonts w:ascii="Courier New" w:hAnsi="Courier New" w:cs="Courier New" w:hint="default"/>
+      </w:rPr>
+    </w:lvl>
+    <w:lvl w:ilvl="5" w:tplc="08090005" w:tentative="1">
+      <w:start w:val="1"/>
+      <w:numFmt w:val="bullet"/>
+      <w:lvlText w:val=""/>
+      <w:lvlJc w:val="left"/>
+      <w:pPr>
+        <w:ind w:left="4320" w:hanging="360"/>
+      </w:pPr>
+      <w:rPr>
+        <w:rFonts w:ascii="Wingdings" w:hAnsi="Wingdings" w:hint="default"/>
+      </w:rPr>
+    </w:lvl>
+    <w:lvl w:ilvl="6" w:tplc="08090001" w:tentative="1">
+      <w:start w:val="1"/>
+      <w:numFmt w:val="bullet"/>
+      <w:lvlText w:val=""/>
+      <w:lvlJc w:val="left"/>
+      <w:pPr>
+        <w:ind w:left="5040" w:hanging="360"/>
+      </w:pPr>
+      <w:rPr>
+        <w:rFonts w:ascii="Symbol" w:hAnsi="Symbol" w:hint="default"/>
+      </w:rPr>
+    </w:lvl>
+    <w:lvl w:ilvl="7" w:tplc="08090003" w:tentative="1">
+      <w:start w:val="1"/>
+      <w:numFmt w:val="bullet"/>
+      <w:lvlText w:val="o"/>
+      <w:lvlJc w:val="left"/>
+      <w:pPr>
+        <w:ind w:left="5760" w:hanging="360"/>
+      </w:pPr>
+      <w:rPr>
+        <w:rFonts w:ascii="Courier New" w:hAnsi="Courier New" w:cs="Courier New" w:hint="default"/>
+      </w:rPr>
+    </w:lvl>
+    <w:lvl w:ilvl="8" w:tplc="08090005" w:tentative="1">
+      <w:start w:val="1"/>
+      <w:numFmt w:val="bullet"/>
+      <w:lvlText w:val=""/>
+      <w:lvlJc w:val="left"/>
+      <w:pPr>
+        <w:ind w:left="6480" w:hanging="360"/>
+      </w:pPr>
+      <w:rPr>
+        <w:rFonts w:ascii="Wingdings" w:hAnsi="Wingdings" w:hint="default"/>
+      </w:rPr>
+    </w:lvl>
+  </w:abstractNum>
   <w:num w:numId="1" w16cid:durableId="27799921">
+    <w:abstractNumId w:val="1"/>
+  </w:num>
+  <w:num w:numId="2" w16cid:durableId="204148837">
     <w:abstractNumId w:val="0"/>
   </w:num>
 </w:numbering>
@@ -1278,7 +1560,6 @@
   <w:style w:type="character" w:default="1" w:styleId="DefaultParagraphFont">
     <w:name w:val="Default Paragraph Font"/>
     <w:uiPriority w:val="1"/>
-    <w:semiHidden/>
     <w:unhideWhenUsed/>
   </w:style>
   <w:style w:type="table" w:default="1" w:styleId="TableNormal">
